--- a/downloads/documents/04 Units/Unit 00 - Launch - Welcome to the FACS Room/Unit 00 - Launch - Welcome to the FACS Room.docx
+++ b/downloads/documents/04 Units/Unit 00 - Launch - Welcome to the FACS Room/Unit 00 - Launch - Welcome to the FACS Room.docx
@@ -1890,7 +1890,7 @@
         <w:pStyle w:val="Compact"/>
       </w:pPr>
       <w:r>
-        <w:t xml:space="preserve">Inside the building: the school nurse (the allergy list for the agreement; a two-minute visit on day 5 to say where the nurse’s office is); FACS gives the nurse a class that knows the allergy rule before any food is served, and gets the list and a second adult voice on the rule. The custodian (where the breaker, the water shutoff, and the extinguisher are on the day 2 tour). The ENL teacher (a check on the Turkish, Portuguese, and Spanish lines in</w:t>
+        <w:t xml:space="preserve">Inside the building: the school nurse (the allergy list for the agreement; a two-minute visit on day 5 to say where the nurse’s office is); FACS gives the nurse a class that knows the allergy rule before any food is served, and gets the list and a second adult voice on the rule. The custodian (where the breaker, the water shutoff, and the extinguisher are on the day 2 tour). The ENL teacher (a check on the Spanish lines in</w:t>
       </w:r>
       <w:r>
         <w:t xml:space="preserve"> </w:t>
@@ -1947,7 +1947,7 @@
         <w:t xml:space="preserve">Vocabulary 00.md</w:t>
       </w:r>
       <w:r>
-        <w:t xml:space="preserve">: about 15 Tier 3 words (do now, reset cue, role card, station, hazard, sanitize, agreement, norm, decision, option, consequence, teamwork, listen, describe, precise, and a few more) with a one-line student definition and columns for Turkish, Portuguese, and Spanish, to be checked by a native speaker.</w:t>
+        <w:t xml:space="preserve">: about 15 Tier 3 words (do now, reset cue, role card, station, hazard, sanitize, agreement, norm, decision, option, consequence, teamwork, listen, describe, precise, and a few more) with a one-line student definition and a Spanish column, to be checked by a native speaker.</w:t>
       </w:r>
     </w:p>
     <w:sectPr>

--- a/downloads/documents/04 Units/Unit 00 - Launch - Welcome to the FACS Room/Unit 00 - Launch - Welcome to the FACS Room.docx
+++ b/downloads/documents/04 Units/Unit 00 - Launch - Welcome to the FACS Room/Unit 00 - Launch - Welcome to the FACS Room.docx
@@ -1425,7 +1425,7 @@
         <w:pStyle w:val="Compact"/>
       </w:pPr>
       <w:r>
-        <w:t xml:space="preserve">13.5.1 Create an environment that encourages and respects the ideas, perspectives, and contributions of all group members. : Lessons 0.1, 0.4</w:t>
+        <w:t xml:space="preserve">13.5.1 Build a group climate where everyone’s ideas, perspectives, and contributions are welcomed and respected. : Lessons 0.1, 0.4</w:t>
       </w:r>
     </w:p>
     <w:p>
@@ -1437,7 +1437,7 @@
         <w:pStyle w:val="Compact"/>
       </w:pPr>
       <w:r>
-        <w:t xml:space="preserve">13.5.7 Demonstrate processes for cooperating, compromising, and collaborating. : Lesson 0.3</w:t>
+        <w:t xml:space="preserve">13.5.7 Show how to cooperate, compromise, and collaborate. : Lesson 0.3</w:t>
       </w:r>
     </w:p>
     <w:p>
